--- a/policies/build/sop_record_masters/FMS/Records/FMS.5_Record_02_exit_plan_display_inspection_record.docx
+++ b/policies/build/sop_record_masters/FMS/Records/FMS.5_Record_02_exit_plan_display_inspection_record.docx
@@ -141,7 +141,22 @@
         <w:pStyle w:val="ListParagraph"/>
       </w:pPr>
       <w:r>
-        <w:t>• National Accreditation Board for Hospitals and Healthcare Providers. (2022). Standards for Small Healthcare Organisations (3rd ed.). Facility Management and Safety chapter, standard FMS.5.</w:t>
+        <w:t xml:space="preserve">• </w:t>
+      </w:r>
+      <w:r>
+        <w:t xml:space="preserve">National Accreditation Board for Hospitals and Healthcare Providers. (2022). Standards for Small Healthcare Organisations (3rd ed.). </w:t>
+      </w:r>
+      <w:hyperlink r:id="rId9">
+        <w:r>
+          <w:rPr>
+            <w:color w:val="0563C1"/>
+            <w:u w:val="single"/>
+          </w:rPr>
+          <w:t>NABH SHCO Accreditation Programme page</w:t>
+        </w:r>
+      </w:hyperlink>
+      <w:r>
+        <w:t>. Facility Management and Safety chapter, standard FMS.5.</w:t>
       </w:r>
     </w:p>
     <w:p/>
